--- a/klagomål/A 530-2024 FSC-klagomål.docx
+++ b/klagomål/A 530-2024 FSC-klagomål.docx
@@ -878,7 +878,7 @@
     <w:r>
       <w:tab/>
       <w:tab/>
-      <w:t>2026-09-14</w:t>
+      <w:t>2026-09-15</w:t>
       <w:br/>
       <w:br/>
     </w:r>

--- a/klagomål/A 530-2024 FSC-klagomål.docx
+++ b/klagomål/A 530-2024 FSC-klagomål.docx
@@ -878,7 +878,7 @@
     <w:r>
       <w:tab/>
       <w:tab/>
-      <w:t>2026-09-15</w:t>
+      <w:t>2026-09-16</w:t>
       <w:br/>
       <w:br/>
     </w:r>

--- a/klagomål/A 530-2024 FSC-klagomål.docx
+++ b/klagomål/A 530-2024 FSC-klagomål.docx
@@ -878,7 +878,7 @@
     <w:r>
       <w:tab/>
       <w:tab/>
-      <w:t>2026-09-16</w:t>
+      <w:t>2026-09-17</w:t>
       <w:br/>
       <w:br/>
     </w:r>

--- a/klagomål/A 530-2024 FSC-klagomål.docx
+++ b/klagomål/A 530-2024 FSC-klagomål.docx
@@ -878,7 +878,7 @@
     <w:r>
       <w:tab/>
       <w:tab/>
-      <w:t>2026-09-17</w:t>
+      <w:t>2026-09-18</w:t>
       <w:br/>
       <w:br/>
     </w:r>

--- a/klagomål/A 530-2024 FSC-klagomål.docx
+++ b/klagomål/A 530-2024 FSC-klagomål.docx
@@ -878,7 +878,7 @@
     <w:r>
       <w:tab/>
       <w:tab/>
-      <w:t>2026-09-18</w:t>
+      <w:t>2026-09-19</w:t>
       <w:br/>
       <w:br/>
     </w:r>

--- a/klagomål/A 530-2024 FSC-klagomål.docx
+++ b/klagomål/A 530-2024 FSC-klagomål.docx
@@ -878,7 +878,7 @@
     <w:r>
       <w:tab/>
       <w:tab/>
-      <w:t>2026-09-19</w:t>
+      <w:t>2026-09-21</w:t>
       <w:br/>
       <w:br/>
     </w:r>

--- a/klagomål/A 530-2024 FSC-klagomål.docx
+++ b/klagomål/A 530-2024 FSC-klagomål.docx
@@ -878,7 +878,7 @@
     <w:r>
       <w:tab/>
       <w:tab/>
-      <w:t>2026-09-21</w:t>
+      <w:t>2026-09-23</w:t>
       <w:br/>
       <w:br/>
     </w:r>

--- a/klagomål/A 530-2024 FSC-klagomål.docx
+++ b/klagomål/A 530-2024 FSC-klagomål.docx
@@ -878,7 +878,7 @@
     <w:r>
       <w:tab/>
       <w:tab/>
-      <w:t>2026-09-23</w:t>
+      <w:t>2026-09-24</w:t>
       <w:br/>
       <w:br/>
     </w:r>

--- a/klagomål/A 530-2024 FSC-klagomål.docx
+++ b/klagomål/A 530-2024 FSC-klagomål.docx
@@ -878,7 +878,7 @@
     <w:r>
       <w:tab/>
       <w:tab/>
-      <w:t>2026-09-24</w:t>
+      <w:t>2026-09-25</w:t>
       <w:br/>
       <w:br/>
     </w:r>

--- a/klagomål/A 530-2024 FSC-klagomål.docx
+++ b/klagomål/A 530-2024 FSC-klagomål.docx
@@ -878,7 +878,7 @@
     <w:r>
       <w:tab/>
       <w:tab/>
-      <w:t>2026-09-25</w:t>
+      <w:t>2026-09-26</w:t>
       <w:br/>
       <w:br/>
     </w:r>

--- a/klagomål/A 530-2024 FSC-klagomål.docx
+++ b/klagomål/A 530-2024 FSC-klagomål.docx
@@ -878,7 +878,7 @@
     <w:r>
       <w:tab/>
       <w:tab/>
-      <w:t>2026-09-26</w:t>
+      <w:t>2026-09-27</w:t>
       <w:br/>
       <w:br/>
     </w:r>

--- a/klagomål/A 530-2024 FSC-klagomål.docx
+++ b/klagomål/A 530-2024 FSC-klagomål.docx
@@ -878,7 +878,7 @@
     <w:r>
       <w:tab/>
       <w:tab/>
-      <w:t>2026-09-27</w:t>
+      <w:t>2026-09-28</w:t>
       <w:br/>
       <w:br/>
     </w:r>

--- a/klagomål/A 530-2024 FSC-klagomål.docx
+++ b/klagomål/A 530-2024 FSC-klagomål.docx
@@ -878,7 +878,7 @@
     <w:r>
       <w:tab/>
       <w:tab/>
-      <w:t>2026-09-28</w:t>
+      <w:t>2026-09-29</w:t>
       <w:br/>
       <w:br/>
     </w:r>

--- a/klagomål/A 530-2024 FSC-klagomål.docx
+++ b/klagomål/A 530-2024 FSC-klagomål.docx
@@ -878,7 +878,7 @@
     <w:r>
       <w:tab/>
       <w:tab/>
-      <w:t>2026-09-29</w:t>
+      <w:t>2026-09-30</w:t>
       <w:br/>
       <w:br/>
     </w:r>

--- a/klagomål/A 530-2024 FSC-klagomål.docx
+++ b/klagomål/A 530-2024 FSC-klagomål.docx
@@ -878,7 +878,7 @@
     <w:r>
       <w:tab/>
       <w:tab/>
-      <w:t>2026-09-30</w:t>
+      <w:t>2026-10-01</w:t>
       <w:br/>
       <w:br/>
     </w:r>

--- a/klagomål/A 530-2024 FSC-klagomål.docx
+++ b/klagomål/A 530-2024 FSC-klagomål.docx
@@ -878,7 +878,7 @@
     <w:r>
       <w:tab/>
       <w:tab/>
-      <w:t>2026-10-01</w:t>
+      <w:t>2026-10-02</w:t>
       <w:br/>
       <w:br/>
     </w:r>

--- a/klagomål/A 530-2024 FSC-klagomål.docx
+++ b/klagomål/A 530-2024 FSC-klagomål.docx
@@ -878,7 +878,7 @@
     <w:r>
       <w:tab/>
       <w:tab/>
-      <w:t>2026-10-02</w:t>
+      <w:t>2026-10-03</w:t>
       <w:br/>
       <w:br/>
     </w:r>

--- a/klagomål/A 530-2024 FSC-klagomål.docx
+++ b/klagomål/A 530-2024 FSC-klagomål.docx
@@ -878,7 +878,7 @@
     <w:r>
       <w:tab/>
       <w:tab/>
-      <w:t>2026-10-03</w:t>
+      <w:t>2026-10-04</w:t>
       <w:br/>
       <w:br/>
     </w:r>

--- a/klagomål/A 530-2024 FSC-klagomål.docx
+++ b/klagomål/A 530-2024 FSC-klagomål.docx
@@ -878,7 +878,7 @@
     <w:r>
       <w:tab/>
       <w:tab/>
-      <w:t>2026-10-04</w:t>
+      <w:t>2026-10-05</w:t>
       <w:br/>
       <w:br/>
     </w:r>

--- a/klagomål/A 530-2024 FSC-klagomål.docx
+++ b/klagomål/A 530-2024 FSC-klagomål.docx
@@ -878,7 +878,7 @@
     <w:r>
       <w:tab/>
       <w:tab/>
-      <w:t>2026-10-05</w:t>
+      <w:t>2026-10-06</w:t>
       <w:br/>
       <w:br/>
     </w:r>

--- a/klagomål/A 530-2024 FSC-klagomål.docx
+++ b/klagomål/A 530-2024 FSC-klagomål.docx
@@ -878,7 +878,7 @@
     <w:r>
       <w:tab/>
       <w:tab/>
-      <w:t>2026-10-06</w:t>
+      <w:t>2026-10-07</w:t>
       <w:br/>
       <w:br/>
     </w:r>

--- a/klagomål/A 530-2024 FSC-klagomål.docx
+++ b/klagomål/A 530-2024 FSC-klagomål.docx
@@ -878,7 +878,7 @@
     <w:r>
       <w:tab/>
       <w:tab/>
-      <w:t>2026-10-07</w:t>
+      <w:t>2026-10-08</w:t>
       <w:br/>
       <w:br/>
     </w:r>

--- a/klagomål/A 530-2024 FSC-klagomål.docx
+++ b/klagomål/A 530-2024 FSC-klagomål.docx
@@ -878,7 +878,7 @@
     <w:r>
       <w:tab/>
       <w:tab/>
-      <w:t>2026-10-08</w:t>
+      <w:t>2026-10-09</w:t>
       <w:br/>
       <w:br/>
     </w:r>

--- a/klagomål/A 530-2024 FSC-klagomål.docx
+++ b/klagomål/A 530-2024 FSC-klagomål.docx
@@ -878,7 +878,7 @@
     <w:r>
       <w:tab/>
       <w:tab/>
-      <w:t>2026-10-09</w:t>
+      <w:t>2026-10-10</w:t>
       <w:br/>
       <w:br/>
     </w:r>

--- a/klagomål/A 530-2024 FSC-klagomål.docx
+++ b/klagomål/A 530-2024 FSC-klagomål.docx
@@ -878,7 +878,7 @@
     <w:r>
       <w:tab/>
       <w:tab/>
-      <w:t>2026-10-10</w:t>
+      <w:t>2026-10-11</w:t>
       <w:br/>
       <w:br/>
     </w:r>

--- a/klagomål/A 530-2024 FSC-klagomål.docx
+++ b/klagomål/A 530-2024 FSC-klagomål.docx
@@ -878,7 +878,7 @@
     <w:r>
       <w:tab/>
       <w:tab/>
-      <w:t>2026-10-11</w:t>
+      <w:t>2026-10-12</w:t>
       <w:br/>
       <w:br/>
     </w:r>

--- a/klagomål/A 530-2024 FSC-klagomål.docx
+++ b/klagomål/A 530-2024 FSC-klagomål.docx
@@ -178,7 +178,7 @@
       <w:r>
         <w:drawing>
           <wp:inline xmlns:a="http://schemas.openxmlformats.org/drawingml/2006/main" xmlns:pic="http://schemas.openxmlformats.org/drawingml/2006/picture">
-            <wp:extent cx="5486400" cy="5476989"/>
+            <wp:extent cx="5486400" cy="5337821"/>
             <wp:docPr id="1" name="Picture 1"/>
             <wp:cNvGraphicFramePr>
               <a:graphicFrameLocks noChangeAspect="1"/>
@@ -199,7 +199,7 @@
                   <pic:spPr>
                     <a:xfrm>
                       <a:off x="0" y="0"/>
-                      <a:ext cx="5486400" cy="5476989"/>
+                      <a:ext cx="5486400" cy="5337821"/>
                     </a:xfrm>
                     <a:prstGeom prst="rect"/>
                   </pic:spPr>
@@ -221,7 +221,7 @@
     </w:p>
     <w:p>
       <w:r>
-        <w:t>I och inom 22 meter från avverkningsanmälan finns fynd av 23 naturvårdsarter, varav 13 är rödlistade, 10 är fridlysta, 3 är typiska (T) och 4 är signalarter (S): ask (EN), klenodspindling (EN), granrotspindling (VU), mörkfjällig olivspindling (VU), svartgrön spindling (VU), blå slemspindling (NT, T), fjällig taggsvamp s.str. (NT), flattoppad klubbsvamp (NT), grönsångare (NT, §4), odörspindling (NT), skarp dropptaggsvamp (NT), svinrot (NT), äggspindling (NT), nästrot (S, §8), olivspindling (S), skogsknipprot (S, T, §8), tvåblad (S, §8), blåsippa (T, §9), grönsiska (§4), halsbandsflugsnappare (§4), fläcknycklar (§8), nattviol (§8) och sankt pers nycklar (§8). Se Figur 1.</w:t>
+        <w:t>I och inom 22 meter från avverkningsanmälan finns fynd av 32 naturvårdsarter, varav 19 är rödlistade, 11 är fridlysta, 4 är typiska (T) och 6 är signalarter (S): ask (EN), blek bananspindling (EN), klenodspindling (EN), granrotspindling (VU), gulsträngad fagerspindling (VU), mörkfjällig olivspindling (VU), svartgrön spindling (VU), trollspindling (VU), bittermusseron (NT), blå slemspindling (NT, T), fjällig taggsvamp s.str. (NT), flattoppad klubbsvamp (NT), grönsångare (NT, §4), odörspindling (NT), Phellodon dititomentosus (NT), skarp dropptaggsvamp (NT), svart taggsvamp (NT), svinrot (NT), äggspindling (NT), anisspindling (S), nästrot (S, §8), olivspindling (S), skogsknipprot (S, T, §8), svavelriska (S), tvåblad (S, §8), blåsippa (T, §9), spillkråka (T, §4), grönsiska (§4), halsbandsflugsnappare (§4), fläcknycklar (§8), nattviol (§8) och sankt pers nycklar (§8). Se Figur 1.</w:t>
       </w:r>
     </w:p>
     <w:p>
@@ -244,7 +244,7 @@
     </w:p>
     <w:p>
       <w:r>
-        <w:t>Nedan följer beskrivningar av de naturvårdsarter och fridlysta arter som har sina livsmiljöer och växtplatser i den avverkningsanmälda skogen. De påträffade naturvårdsarterna är ett tydligt kvitto på att det rör sig om en skog med höga naturvärden.</w:t>
+        <w:t>Nedan följer beskrivningar av de naturvårdsarter och fridlysta arter som har sina livsmiljöer och växtplatser i den avverkningsanmälda skogen. Se även ytterligare artfakta i BILAGA 1. De påträffade naturvårdsarterna är ett tydligt kvitto på att det rör sig om en skog med höga naturvärden.</w:t>
       </w:r>
     </w:p>
     <w:p>
@@ -263,6 +263,26 @@
         <w:rPr>
           <w:b/>
         </w:rPr>
+        <w:t>Blek bananspindling (EN)</w:t>
+      </w:r>
+      <w:r>
+        <w:t xml:space="preserve"> är en sällsynt och starkt hotad art som bildar mykorrhiza med tall i äldre kalktallskog. Främsta hotet utgörs av skogsbruk med slutavverkning eller andra avverkningar. Arten har så pass få kända lokaler i Norden att alla dess växtplatser formellt bör skyddas. Om svampen påträffas på nya lokaler bör även dessa skyddas. Blek bananspindling</w:t>
+      </w:r>
+      <w:r>
+        <w:rPr>
+          <w:b/>
+        </w:rPr>
+        <w:t xml:space="preserve"> </w:t>
+      </w:r>
+      <w:r>
+        <w:t>är globalt rödlistad som sårbar (VU) vilket innebär att Sverige har ett internationellt ansvar för arten (SLU Artdatabanken, 2026; IUCN, 2015).</w:t>
+      </w:r>
+    </w:p>
+    <w:p>
+      <w:r>
+        <w:rPr>
+          <w:b/>
+        </w:rPr>
         <w:t>Klenodspindling (EN)</w:t>
       </w:r>
       <w:r>
@@ -294,6 +314,17 @@
         <w:rPr>
           <w:b/>
         </w:rPr>
+        <w:t>Gulsträngad fagerspindling (VU)</w:t>
+      </w:r>
+      <w:r>
+        <w:t>, som bildar mykorrhiza med tall och gran i luckig kalkbarrskog, har sin huvudsakliga utbredning på Gotland samt enstaka fynd på norra Öland. Arten är placerad högst upp i Skogsstyrelsens värdepyramid för bedömning av skog med höga naturvärden och hotas av slutavverkningar av äldre kontinuitetsbarrskog. Lokaler med arten måste skyddas från avverkning och kalkbrytning. Gulsträngad fagerspindling är globalt rödlistad som sårbar (VU) vilket innebär att Sverige har ett internationellt ansvar för arten (SLU Artdatabanken, 2024; Nitare &amp; Skogsstyrelsen, 2019; IUCN, 2019).</w:t>
+      </w:r>
+    </w:p>
+    <w:p>
+      <w:r>
+        <w:rPr>
+          <w:b/>
+        </w:rPr>
         <w:t>Mörkfjällig olivspindling (VU)</w:t>
       </w:r>
       <w:r>
@@ -316,6 +347,28 @@
         <w:rPr>
           <w:b/>
         </w:rPr>
+        <w:t>Trollspindling (VU)</w:t>
+      </w:r>
+      <w:r>
+        <w:t xml:space="preserve"> är en ytterst sällsynt ädelspindling som bildar mykorrhiza med tall och gran i ljusöppen och luckig kalkbarrskog. Främsta hotet är rationellt skogsbruk med slutavverkning eller andra avverkningar. Skydda kända lokaler formellt och om svampen påträffas på nya lokaler bör även dessa skyddas (SLU Artdatabanken, 2026).</w:t>
+      </w:r>
+    </w:p>
+    <w:p>
+      <w:r>
+        <w:rPr>
+          <w:b/>
+        </w:rPr>
+        <w:t>Bittermusseron (NT)</w:t>
+      </w:r>
+      <w:r>
+        <w:t xml:space="preserve"> är en kalkgynnad och värmeälskande förnasvamp som påträffas i äldre kalkbarrskogar, gärna på relativt torr mark. Virkesrika, äldre barrskogar med hög bonitet, på bättre jordar är en bristvara i befintliga, skyddade områden i Sverige. Därför måste fler örtrika barrskogar, särskilt de med trädkontinuitet, skyddas i större utsträckning än vad som tidigare gjorts. Uttag av skog ska helst göras genom plockhuggning, blädning eller andra alternativa, skonsamma avverkningsformer (SLU Artdatabanken, 2024; Nitare &amp; Skogsstyrelsen, 2019).</w:t>
+      </w:r>
+    </w:p>
+    <w:p>
+      <w:r>
+        <w:rPr>
+          <w:b/>
+        </w:rPr>
         <w:t>Blå slemspindling (NT)</w:t>
       </w:r>
       <w:r>
@@ -379,11 +432,40 @@
       <w:r>
         <w:rPr>
           <w:b/>
+          <w:i/>
+        </w:rPr>
+        <w:t xml:space="preserve">Phellodon dititomentosus </w:t>
+      </w:r>
+      <w:r>
+        <w:rPr>
+          <w:b/>
+        </w:rPr>
+        <w:t xml:space="preserve">(NT) </w:t>
+      </w:r>
+      <w:r>
+        <w:t>är en lädertaggsvamp som bildar mykorrhiza med gran i äldre barrskog på kalkrik mark. Den totala populationen i landet bedöms ha minskat och förväntas fortsätta minska på grund av slutavverkning av äldre kalkbarrskog och kontinuitetsskog. Arten har sannolikt svårt att återetablera sig efter kalavverkning, och det saknas tecken på att den långsiktigt kan etablera och reproducera sig i skogar där kontinuerlig markberedning, gödsling eller trakthyggesbruk förekommer (SLU Artdatabanken, 2026).</w:t>
+      </w:r>
+    </w:p>
+    <w:p>
+      <w:r>
+        <w:rPr>
+          <w:b/>
         </w:rPr>
         <w:t xml:space="preserve">Skarp dropptaggsvamp (NT) </w:t>
       </w:r>
       <w:r>
         <w:t>bildar mykorrhiza med både gran och tall, främst i barrskogar med trädkontinuitet. Arten uppträder dels i näringsrik kalkbarrskog och dels i sur lavtallskog. Kalkbarrskogarna är ofta grandominerade, olikåldriga och skiktade på frisk mark med ett örtrikt vegetationsskikt. Lavtallskogarna är i regel magra, torra, ljusöppna och ofta brandpräglade. Den totala populationen i landet har minskat och bedöms fortsätta minska till följd av avverkning av äldre barrskogar. Arten har begränsad förmåga att återetablera sig efter slutavverkning eller andra storskaliga skogsbruksåtgärder. Det saknas indikationer på att arten långsiktigt kan etablera eller reproducera sig i skogsbestånd som brukas med metoder som trakthyggesbruk, markberedning, gödsling eller föryngring med förädlat plantmaterial. Minskningstakten för den svenska populationen bedöms vara nära gränsvärdet för Sårbar (VU) (SLU Artdatabanken, 2026).</w:t>
+      </w:r>
+    </w:p>
+    <w:p>
+      <w:r>
+        <w:rPr>
+          <w:b/>
+        </w:rPr>
+        <w:t>Svart taggsvamp (NT)</w:t>
+      </w:r>
+      <w:r>
+        <w:t xml:space="preserve"> bildar mykorrhiza med tall, möjligen även med gran, i barrskog på kalkrik eller annan basiskt påverkad mark. Den totala populationen i landet har minskat och bedöms fortsätta minska till följd av avverkning av kalkbarrskogar. Arten har begränsad förmåga att återetablera sig efter slutavverkning eller andra storskaliga skogsbruksåtgärder. Det finns inga indikationer på att arten långsiktigt kan etablera eller reproducera sig i skogsbestånd som brukas med trakthyggesmetoder, markberedning, gödsling eller föryngring med förädlat plantmaterial. Minskningstakten uppgår till 25 (15–50) % inom 50 år och bedöms vara nära gränsvärdet för sårbar (VU) (SLU Artdatabanken, 2026).</w:t>
       </w:r>
     </w:p>
     <w:p>
@@ -455,6 +537,35 @@
       </w:r>
       <w:r>
         <w:t xml:space="preserve"> (SLU Artdatabanken, 2025).</w:t>
+      </w:r>
+    </w:p>
+    <w:p>
+      <w:r>
+        <w:rPr>
+          <w:b/>
+        </w:rPr>
+        <w:t>Spillkråka (§4)</w:t>
+      </w:r>
+      <w:r>
+        <w:t xml:space="preserve"> omfattas av bilaga 1 i EU:s fågeldirektiv och är typisk art för </w:t>
+      </w:r>
+      <w:r>
+        <w:rPr>
+          <w:i/>
+        </w:rPr>
+        <w:t xml:space="preserve">9010 Taiga </w:t>
+      </w:r>
+      <w:r>
+        <w:t>och</w:t>
+      </w:r>
+      <w:r>
+        <w:rPr>
+          <w:i/>
+        </w:rPr>
+        <w:t xml:space="preserve"> 9740 Skogsbevuxen myr</w:t>
+      </w:r>
+      <w:r>
+        <w:t>. Den behöver grova träd, främst tall, asp och bok som boträd. Skogsbruk med korta omloppstider och täta, homogena ungskogar utgör det största hotet. Spillkråka är en nyckelart i skogliga miljöer vars övergivna bohål utnyttjas av flera andra hålhäckande fågelarter och fladdermöss, däribland pärluggla (EN, §4), knipa (§4), salskrake (§4) och skogsduva (§4). Hökuggla (VU, §4) och slaguggla (§4) häckar ofta i högstubbar som brutits av i höjd med ett gammalt spillkråkebo (SLU Artdatabanken, 2026; Skogsstyrelsen, 2016).</w:t>
       </w:r>
     </w:p>
     <w:p>
@@ -542,10 +653,18 @@
         <w:rPr>
           <w:b/>
         </w:rPr>
-        <w:t xml:space="preserve">6.4.3 </w:t>
-      </w:r>
-      <w:r>
-        <w:t>Bevarandeåtgärder genomförs för de kända förekomster av rödlistade arter som påverkas av skogsbruk.</w:t>
+        <w:t xml:space="preserve">6.4.1 </w:t>
+      </w:r>
+      <w:r>
+        <w:t>Följande biotoper undantas från alla skogsbruksåtgärder, förutom åtgärder påkallade för att bevara eller främja biotopens naturliga eller hävdbetingade biologiska mångfald:</w:t>
+      </w:r>
+    </w:p>
+    <w:p>
+      <w:pPr>
+        <w:ind w:left="357"/>
+      </w:pPr>
+      <w:r>
+        <w:t>b) nyckelbiotoper enligt Skogsstyrelsens definition och metod (1995)</w:t>
       </w:r>
     </w:p>
     <w:p>
@@ -563,7 +682,36 @@
         <w:rPr>
           <w:i/>
         </w:rPr>
-        <w:t>I det avverkningsanmälda skogsområdet har 23 naturvårdsarter varav 13 rödlistade arter sina livsmiljöer och växtplatser.</w:t>
+        <w:t>I det avverkningsanmälda skogsområdet har 25 rödlistade arter och signalarter påträffats. Detta ska jämföras med Skogsstyrelsens uppföljning 2017 av nyckelbiotoper som visade att man i genomsnitt hittar 20,6 olika rödlistade arter och signalarter i en nyckelbiotop (Wijk, S. 2017. Biologisk mångfald i nyckelbiotoper – Resultat från inventeringen “Uppföljning biologisk mångfald” 2009–2015. Rapport 4/2017 Skogsstyrelsen, Jönköping).</w:t>
+      </w:r>
+    </w:p>
+    <w:p>
+      <w:r>
+        <w:rPr>
+          <w:b/>
+        </w:rPr>
+        <w:t xml:space="preserve">6.4.3 </w:t>
+      </w:r>
+      <w:r>
+        <w:t>Bevarandeåtgärder genomförs för de kända förekomster av rödlistade arter som påverkas av skogsbruk.</w:t>
+      </w:r>
+    </w:p>
+    <w:p>
+      <w:pPr>
+        <w:pStyle w:val="ListBullet"/>
+      </w:pPr>
+      <w:r>
+        <w:rPr>
+          <w:b/>
+          <w:i/>
+        </w:rPr>
+        <w:t xml:space="preserve">Kommentar: </w:t>
+      </w:r>
+      <w:r>
+        <w:rPr>
+          <w:i/>
+        </w:rPr>
+        <w:t>I det avverkningsanmälda skogsområdet har 32 naturvårdsarter varav 19 rödlistade arter sina livsmiljöer och växtplatser.</w:t>
       </w:r>
     </w:p>
     <w:p>
@@ -748,6 +896,91 @@
           <w:i/>
         </w:rPr>
         <w:t>I den avverkningsanmälda skogen har fridlysta arter sina livsmiljöer och växtplatser. Att skada de fridlysta arternas livsmiljöer, växtplatser eller ekologiska funktion är inte tillåtet enligt artskyddsförordningen</w:t>
+      </w:r>
+    </w:p>
+    <w:p>
+      <w:r>
+        <w:br w:type="page"/>
+      </w:r>
+    </w:p>
+    <w:p>
+      <w:pPr>
+        <w:pStyle w:val="Title"/>
+      </w:pPr>
+      <w:r>
+        <w:t>BILAGA 1 – Fridlysta arter</w:t>
+      </w:r>
+    </w:p>
+    <w:p>
+      <w:pPr>
+        <w:pStyle w:val="Heading1"/>
+      </w:pPr>
+      <w:r>
+        <w:t>Spillkråka – ekologi samt krav på livsmiljön</w:t>
+      </w:r>
+    </w:p>
+    <w:p>
+      <w:r>
+        <w:t xml:space="preserve">Spillkråka (§4) ingår i bilaga 1 EU:s fågeldirektiv och är typisk art för </w:t>
+      </w:r>
+      <w:r>
+        <w:rPr>
+          <w:i/>
+        </w:rPr>
+        <w:t xml:space="preserve">9010 Taiga </w:t>
+      </w:r>
+      <w:r>
+        <w:t>och</w:t>
+      </w:r>
+      <w:r>
+        <w:rPr>
+          <w:i/>
+        </w:rPr>
+        <w:t xml:space="preserve"> 9740 Skogsbevuxen myr</w:t>
+      </w:r>
+      <w:r>
+        <w:t>. Den lever i både barr- och blandskog liksom i ren lövskog. De tätaste populationerna tenderar att finnas i äldre, variationsrik blandskog med gott om död ved och gamla träd. Varje par utnyttjar 400–1000 hektar skog beroende på skogens kvalitet. Skogsbruk med korta omloppstider och täta, homogena ungskogar utgör det största hotet (SLU Artdatabanken, 2026).</w:t>
+      </w:r>
+    </w:p>
+    <w:p>
+      <w:r>
+        <w:t>Spillkråka är en nyckelart i skogliga miljöer vars övergivna bohål utnyttjas av flera andra hålhäckande fågelarter och fladdermöss, däribland pärluggla (EN, §4), knipa (§4), salskrake (§4) och skogsduva (§4). Hökuggla (VU, §4) och slaguggla (§4) häckar ofta i högstubbar som brutits av i höjd med ett gammalt spillkråkebo (Skogsstyrelsen, 2016).</w:t>
+      </w:r>
+    </w:p>
+    <w:p>
+      <w:pPr>
+        <w:pStyle w:val="Heading2"/>
+      </w:pPr>
+      <w:r>
+        <w:t>Referenser – spillkråka</w:t>
+      </w:r>
+    </w:p>
+    <w:p>
+      <w:r>
+        <w:t xml:space="preserve">Skogsstyrelsen, 2016. </w:t>
+      </w:r>
+      <w:r>
+        <w:rPr>
+          <w:i/>
+        </w:rPr>
+        <w:t xml:space="preserve">Vägledning för hänsyn till spillkråka. </w:t>
+      </w:r>
+      <w:r>
+        <w:t>Vägledningar och kunskapsstöd artskydd – Skogsstyrelsen.</w:t>
+      </w:r>
+    </w:p>
+    <w:p>
+      <w:r>
+        <w:t xml:space="preserve">SLU Artdatabanken, 2026. </w:t>
+      </w:r>
+      <w:r>
+        <w:rPr>
+          <w:i/>
+        </w:rPr>
+        <w:t xml:space="preserve">Artfaktablad. Naturvård – artfakta. </w:t>
+      </w:r>
+      <w:r>
+        <w:t>SLU Artdatabanken, Uppsala.</w:t>
       </w:r>
     </w:p>
     <w:sectPr>
@@ -878,7 +1111,7 @@
     <w:r>
       <w:tab/>
       <w:tab/>
-      <w:t>2026-10-12</w:t>
+      <w:t>2026-10-13</w:t>
       <w:br/>
       <w:br/>
     </w:r>

--- a/klagomål/A 530-2024 FSC-klagomål.docx
+++ b/klagomål/A 530-2024 FSC-klagomål.docx
@@ -1111,7 +1111,7 @@
     <w:r>
       <w:tab/>
       <w:tab/>
-      <w:t>2026-10-13</w:t>
+      <w:t>2026-10-14</w:t>
       <w:br/>
       <w:br/>
     </w:r>

--- a/klagomål/A 530-2024 FSC-klagomål.docx
+++ b/klagomål/A 530-2024 FSC-klagomål.docx
@@ -1111,7 +1111,7 @@
     <w:r>
       <w:tab/>
       <w:tab/>
-      <w:t>2026-10-14</w:t>
+      <w:t>2026-10-15</w:t>
       <w:br/>
       <w:br/>
     </w:r>

--- a/klagomål/A 530-2024 FSC-klagomål.docx
+++ b/klagomål/A 530-2024 FSC-klagomål.docx
@@ -1111,7 +1111,7 @@
     <w:r>
       <w:tab/>
       <w:tab/>
-      <w:t>2026-10-15</w:t>
+      <w:t>2026-10-16</w:t>
       <w:br/>
       <w:br/>
     </w:r>

--- a/klagomål/A 530-2024 FSC-klagomål.docx
+++ b/klagomål/A 530-2024 FSC-klagomål.docx
@@ -1111,7 +1111,7 @@
     <w:r>
       <w:tab/>
       <w:tab/>
-      <w:t>2026-10-16</w:t>
+      <w:t>2026-10-17</w:t>
       <w:br/>
       <w:br/>
     </w:r>

--- a/klagomål/A 530-2024 FSC-klagomål.docx
+++ b/klagomål/A 530-2024 FSC-klagomål.docx
@@ -1111,7 +1111,7 @@
     <w:r>
       <w:tab/>
       <w:tab/>
-      <w:t>2026-10-17</w:t>
+      <w:t>2026-10-18</w:t>
       <w:br/>
       <w:br/>
     </w:r>

--- a/klagomål/A 530-2024 FSC-klagomål.docx
+++ b/klagomål/A 530-2024 FSC-klagomål.docx
@@ -1111,7 +1111,7 @@
     <w:r>
       <w:tab/>
       <w:tab/>
-      <w:t>2026-10-18</w:t>
+      <w:t>2026-10-19</w:t>
       <w:br/>
       <w:br/>
     </w:r>

--- a/klagomål/A 530-2024 FSC-klagomål.docx
+++ b/klagomål/A 530-2024 FSC-klagomål.docx
@@ -1111,7 +1111,7 @@
     <w:r>
       <w:tab/>
       <w:tab/>
-      <w:t>2026-10-19</w:t>
+      <w:t>2026-10-20</w:t>
       <w:br/>
       <w:br/>
     </w:r>

--- a/klagomål/A 530-2024 FSC-klagomål.docx
+++ b/klagomål/A 530-2024 FSC-klagomål.docx
@@ -1111,7 +1111,7 @@
     <w:r>
       <w:tab/>
       <w:tab/>
-      <w:t>2026-10-20</w:t>
+      <w:t>2026-10-21</w:t>
       <w:br/>
       <w:br/>
     </w:r>

--- a/klagomål/A 530-2024 FSC-klagomål.docx
+++ b/klagomål/A 530-2024 FSC-klagomål.docx
@@ -1111,7 +1111,7 @@
     <w:r>
       <w:tab/>
       <w:tab/>
-      <w:t>2026-10-21</w:t>
+      <w:t>2026-10-22</w:t>
       <w:br/>
       <w:br/>
     </w:r>

--- a/klagomål/A 530-2024 FSC-klagomål.docx
+++ b/klagomål/A 530-2024 FSC-klagomål.docx
@@ -1111,7 +1111,7 @@
     <w:r>
       <w:tab/>
       <w:tab/>
-      <w:t>2026-10-22</w:t>
+      <w:t>2026-10-23</w:t>
       <w:br/>
       <w:br/>
     </w:r>

--- a/klagomål/A 530-2024 FSC-klagomål.docx
+++ b/klagomål/A 530-2024 FSC-klagomål.docx
@@ -1111,7 +1111,7 @@
     <w:r>
       <w:tab/>
       <w:tab/>
-      <w:t>2026-10-23</w:t>
+      <w:t>2026-10-24</w:t>
       <w:br/>
       <w:br/>
     </w:r>

--- a/klagomål/A 530-2024 FSC-klagomål.docx
+++ b/klagomål/A 530-2024 FSC-klagomål.docx
@@ -1111,7 +1111,7 @@
     <w:r>
       <w:tab/>
       <w:tab/>
-      <w:t>2026-10-24</w:t>
+      <w:t>2026-10-25</w:t>
       <w:br/>
       <w:br/>
     </w:r>

--- a/klagomål/A 530-2024 FSC-klagomål.docx
+++ b/klagomål/A 530-2024 FSC-klagomål.docx
@@ -1111,7 +1111,7 @@
     <w:r>
       <w:tab/>
       <w:tab/>
-      <w:t>2026-10-25</w:t>
+      <w:t>2026-10-26</w:t>
       <w:br/>
       <w:br/>
     </w:r>

--- a/klagomål/A 530-2024 FSC-klagomål.docx
+++ b/klagomål/A 530-2024 FSC-klagomål.docx
@@ -1111,7 +1111,7 @@
     <w:r>
       <w:tab/>
       <w:tab/>
-      <w:t>2026-10-26</w:t>
+      <w:t>2026-10-27</w:t>
       <w:br/>
       <w:br/>
     </w:r>

--- a/klagomål/A 530-2024 FSC-klagomål.docx
+++ b/klagomål/A 530-2024 FSC-klagomål.docx
@@ -1111,7 +1111,7 @@
     <w:r>
       <w:tab/>
       <w:tab/>
-      <w:t>2026-10-27</w:t>
+      <w:t>2026-10-28</w:t>
       <w:br/>
       <w:br/>
     </w:r>

--- a/klagomål/A 530-2024 FSC-klagomål.docx
+++ b/klagomål/A 530-2024 FSC-klagomål.docx
@@ -1111,7 +1111,7 @@
     <w:r>
       <w:tab/>
       <w:tab/>
-      <w:t>2026-10-28</w:t>
+      <w:t>2026-10-29</w:t>
       <w:br/>
       <w:br/>
     </w:r>

--- a/klagomål/A 530-2024 FSC-klagomål.docx
+++ b/klagomål/A 530-2024 FSC-klagomål.docx
@@ -1111,7 +1111,7 @@
     <w:r>
       <w:tab/>
       <w:tab/>
-      <w:t>2026-10-29</w:t>
+      <w:t>2026-10-31</w:t>
       <w:br/>
       <w:br/>
     </w:r>
